--- a/Work/Hay un rey Marcos Brunet.docx
+++ b/Work/Hay un rey Marcos Brunet.docx
@@ -8,8 +8,8 @@
           <w:rFonts w:ascii="Arial" w:hAnsi="Arial" w:cs="Arial"/>
           <w:b/>
           <w:bCs/>
-          <w:sz w:val="60"/>
-          <w:szCs w:val="60"/>
+          <w:sz w:val="96"/>
+          <w:szCs w:val="96"/>
         </w:rPr>
       </w:pPr>
       <w:r>
@@ -17,36 +17,118 @@
           <w:rFonts w:ascii="Arial" w:hAnsi="Arial" w:cs="Arial"/>
           <w:b/>
           <w:bCs/>
-          <w:sz w:val="68"/>
-          <w:szCs w:val="68"/>
-        </w:rPr>
-        <w:t>Hay un rey</w:t>
-      </w:r>
+          <w:sz w:val="96"/>
+          <w:szCs w:val="96"/>
+        </w:rPr>
+        <w:t xml:space="preserve">Hay un rey </w:t>
+      </w:r>
+      <w:r>
+        <w:rPr>
+          <w:rFonts w:ascii="Arial" w:hAnsi="Arial" w:cs="Arial"/>
+          <w:sz w:val="40"/>
+          <w:szCs w:val="40"/>
+        </w:rPr>
+        <w:t>Marcos Brunet</w:t>
+      </w:r>
+    </w:p>
+    <w:p>
+      <w:pPr>
+        <w:rPr>
+          <w:rFonts w:ascii="Arial" w:hAnsi="Arial" w:cs="Arial"/>
+          <w:sz w:val="44"/>
+          <w:szCs w:val="44"/>
+        </w:rPr>
+      </w:pPr>
       <w:r>
         <w:rPr>
           <w:rFonts w:ascii="Arial" w:hAnsi="Arial" w:cs="Arial"/>
           <w:b/>
           <w:bCs/>
-          <w:sz w:val="60"/>
-          <w:szCs w:val="60"/>
+          <w:sz w:val="44"/>
+          <w:szCs w:val="44"/>
+        </w:rPr>
+        <w:t xml:space="preserve">Intro: </w:t>
+      </w:r>
+      <w:r>
+        <w:rPr>
+          <w:rFonts w:ascii="Arial" w:hAnsi="Arial" w:cs="Arial"/>
+          <w:sz w:val="44"/>
+          <w:szCs w:val="44"/>
+        </w:rPr>
+        <w:t>Bb</w:t>
+      </w:r>
+      <w:r>
+        <w:rPr>
+          <w:rFonts w:ascii="Arial" w:hAnsi="Arial" w:cs="Arial"/>
+          <w:sz w:val="44"/>
+          <w:szCs w:val="44"/>
+        </w:rPr>
+        <w:t xml:space="preserve"> - C </w:t>
+      </w:r>
+      <w:r>
+        <w:rPr>
+          <w:rFonts w:ascii="Arial" w:hAnsi="Arial" w:cs="Arial"/>
+          <w:sz w:val="44"/>
+          <w:szCs w:val="44"/>
+        </w:rPr>
+        <w:t>-</w:t>
+      </w:r>
+      <w:r>
+        <w:rPr>
+          <w:rFonts w:ascii="Arial" w:hAnsi="Arial" w:cs="Arial"/>
+          <w:sz w:val="44"/>
+          <w:szCs w:val="44"/>
         </w:rPr>
         <w:t xml:space="preserve"> </w:t>
       </w:r>
       <w:r>
         <w:rPr>
           <w:rFonts w:ascii="Arial" w:hAnsi="Arial" w:cs="Arial"/>
-          <w:sz w:val="32"/>
-          <w:szCs w:val="32"/>
-        </w:rPr>
-        <w:t>Marcos Brunet</w:t>
-      </w:r>
-    </w:p>
-    <w:p>
-      <w:pPr>
-        <w:rPr>
-          <w:rFonts w:ascii="Arial" w:hAnsi="Arial" w:cs="Arial"/>
-          <w:sz w:val="32"/>
-          <w:szCs w:val="32"/>
+          <w:sz w:val="44"/>
+          <w:szCs w:val="44"/>
+        </w:rPr>
+        <w:t>Am7</w:t>
+      </w:r>
+      <w:r>
+        <w:rPr>
+          <w:rFonts w:ascii="Arial" w:hAnsi="Arial" w:cs="Arial"/>
+          <w:sz w:val="44"/>
+          <w:szCs w:val="44"/>
+        </w:rPr>
+        <w:t xml:space="preserve"> </w:t>
+      </w:r>
+      <w:r>
+        <w:rPr>
+          <w:rFonts w:ascii="Arial" w:hAnsi="Arial" w:cs="Arial"/>
+          <w:sz w:val="44"/>
+          <w:szCs w:val="44"/>
+        </w:rPr>
+        <w:t xml:space="preserve">- </w:t>
+      </w:r>
+      <w:r>
+        <w:rPr>
+          <w:rFonts w:ascii="Arial" w:hAnsi="Arial" w:cs="Arial"/>
+          <w:sz w:val="44"/>
+          <w:szCs w:val="44"/>
+        </w:rPr>
+        <w:t xml:space="preserve"> </w:t>
+      </w:r>
+      <w:r>
+        <w:rPr>
+          <w:rFonts w:ascii="Arial" w:hAnsi="Arial" w:cs="Arial"/>
+          <w:sz w:val="44"/>
+          <w:szCs w:val="44"/>
+        </w:rPr>
+        <w:t>Dm7</w:t>
+      </w:r>
+    </w:p>
+    <w:p>
+      <w:pPr>
+        <w:spacing w:after="0"/>
+        <w:rPr>
+          <w:rFonts w:ascii="Arial" w:hAnsi="Arial" w:cs="Arial"/>
+          <w:sz w:val="44"/>
+          <w:szCs w:val="44"/>
         </w:rPr>
       </w:pPr>
       <w:r>
@@ -54,373 +136,303 @@
           <w:rFonts w:ascii="Arial" w:hAnsi="Arial" w:cs="Arial"/>
           <w:b/>
           <w:bCs/>
-          <w:sz w:val="32"/>
-          <w:szCs w:val="32"/>
-        </w:rPr>
-        <w:t xml:space="preserve">Intro: </w:t>
-      </w:r>
-      <w:r>
-        <w:rPr>
-          <w:rFonts w:ascii="Arial" w:hAnsi="Arial" w:cs="Arial"/>
-          <w:sz w:val="32"/>
-          <w:szCs w:val="32"/>
-        </w:rPr>
-        <w:t>A#</w:t>
-      </w:r>
-      <w:r>
-        <w:rPr>
-          <w:rFonts w:ascii="Arial" w:hAnsi="Arial" w:cs="Arial"/>
-          <w:sz w:val="32"/>
-          <w:szCs w:val="32"/>
-        </w:rPr>
-        <w:t xml:space="preserve"> - C </w:t>
-      </w:r>
-      <w:r>
-        <w:rPr>
-          <w:rFonts w:ascii="Arial" w:hAnsi="Arial" w:cs="Arial"/>
-          <w:sz w:val="32"/>
-          <w:szCs w:val="32"/>
-        </w:rPr>
-        <w:t>-</w:t>
-      </w:r>
-      <w:r>
-        <w:rPr>
-          <w:rFonts w:ascii="Arial" w:hAnsi="Arial" w:cs="Arial"/>
-          <w:sz w:val="32"/>
-          <w:szCs w:val="32"/>
-        </w:rPr>
-        <w:t xml:space="preserve"> </w:t>
-      </w:r>
-      <w:r>
-        <w:rPr>
-          <w:rFonts w:ascii="Arial" w:hAnsi="Arial" w:cs="Arial"/>
-          <w:sz w:val="32"/>
-          <w:szCs w:val="32"/>
-        </w:rPr>
-        <w:t>Am7</w:t>
-      </w:r>
-      <w:r>
-        <w:rPr>
-          <w:rFonts w:ascii="Arial" w:hAnsi="Arial" w:cs="Arial"/>
-          <w:sz w:val="32"/>
-          <w:szCs w:val="32"/>
-        </w:rPr>
-        <w:t xml:space="preserve"> </w:t>
-      </w:r>
-      <w:r>
-        <w:rPr>
-          <w:rFonts w:ascii="Arial" w:hAnsi="Arial" w:cs="Arial"/>
-          <w:sz w:val="32"/>
-          <w:szCs w:val="32"/>
-        </w:rPr>
-        <w:t xml:space="preserve">- </w:t>
-      </w:r>
-      <w:r>
-        <w:rPr>
-          <w:rFonts w:ascii="Arial" w:hAnsi="Arial" w:cs="Arial"/>
-          <w:sz w:val="32"/>
-          <w:szCs w:val="32"/>
-        </w:rPr>
-        <w:t xml:space="preserve"> </w:t>
-      </w:r>
-      <w:r>
-        <w:rPr>
-          <w:rFonts w:ascii="Arial" w:hAnsi="Arial" w:cs="Arial"/>
-          <w:sz w:val="32"/>
-          <w:szCs w:val="32"/>
-        </w:rPr>
-        <w:t>Dm7</w:t>
-      </w:r>
-    </w:p>
-    <w:p>
-      <w:pPr>
-        <w:spacing w:after="0"/>
-        <w:rPr>
-          <w:rFonts w:ascii="Arial" w:hAnsi="Arial" w:cs="Arial"/>
-          <w:sz w:val="32"/>
-          <w:szCs w:val="32"/>
-        </w:rPr>
-      </w:pPr>
+          <w:sz w:val="44"/>
+          <w:szCs w:val="44"/>
+        </w:rPr>
+        <w:t xml:space="preserve">Verso </w:t>
+      </w:r>
       <w:r>
         <w:rPr>
           <w:rFonts w:ascii="Arial" w:hAnsi="Arial" w:cs="Arial"/>
           <w:b/>
           <w:bCs/>
-          <w:sz w:val="32"/>
-          <w:szCs w:val="32"/>
-        </w:rPr>
-        <w:t xml:space="preserve">Verso </w:t>
-      </w:r>
-      <w:r>
+          <w:sz w:val="44"/>
+          <w:szCs w:val="44"/>
+        </w:rPr>
+        <w:t>I</w:t>
+      </w:r>
+    </w:p>
+    <w:p>
+      <w:pPr>
+        <w:spacing w:after="0"/>
+        <w:rPr>
+          <w:rFonts w:ascii="Arial" w:hAnsi="Arial" w:cs="Arial"/>
+          <w:sz w:val="44"/>
+          <w:szCs w:val="44"/>
+        </w:rPr>
+      </w:pPr>
+      <w:r>
+        <w:rPr>
+          <w:rFonts w:ascii="Arial" w:hAnsi="Arial" w:cs="Arial"/>
+          <w:sz w:val="44"/>
+          <w:szCs w:val="44"/>
+        </w:rPr>
+        <w:t xml:space="preserve">         </w:t>
+      </w:r>
+      <w:r>
+        <w:rPr>
+          <w:rFonts w:ascii="Arial" w:hAnsi="Arial" w:cs="Arial"/>
+          <w:sz w:val="44"/>
+          <w:szCs w:val="44"/>
+        </w:rPr>
+        <w:t xml:space="preserve"> </w:t>
+      </w:r>
+      <w:r>
+        <w:rPr>
+          <w:rFonts w:ascii="Arial" w:hAnsi="Arial" w:cs="Arial"/>
+          <w:sz w:val="44"/>
+          <w:szCs w:val="44"/>
+        </w:rPr>
+        <w:t xml:space="preserve">   </w:t>
+      </w:r>
+      <w:r>
+        <w:rPr>
+          <w:rFonts w:ascii="Arial" w:hAnsi="Arial" w:cs="Arial"/>
+          <w:sz w:val="44"/>
+          <w:szCs w:val="44"/>
+        </w:rPr>
+        <w:t>Bb</w:t>
+      </w:r>
+      <w:r>
+        <w:rPr>
+          <w:rFonts w:ascii="Arial" w:hAnsi="Arial" w:cs="Arial"/>
+          <w:sz w:val="44"/>
+          <w:szCs w:val="44"/>
+        </w:rPr>
+        <w:t xml:space="preserve"> </w:t>
+      </w:r>
+      <w:r>
+        <w:rPr>
+          <w:rFonts w:ascii="Arial" w:hAnsi="Arial" w:cs="Arial"/>
+          <w:sz w:val="44"/>
+          <w:szCs w:val="44"/>
+        </w:rPr>
+        <w:t xml:space="preserve">                  C</w:t>
+      </w:r>
+    </w:p>
+    <w:p>
+      <w:pPr>
+        <w:spacing w:after="0"/>
+        <w:rPr>
+          <w:rFonts w:ascii="Arial" w:hAnsi="Arial" w:cs="Arial"/>
+          <w:sz w:val="44"/>
+          <w:szCs w:val="44"/>
+        </w:rPr>
+      </w:pPr>
+      <w:r>
+        <w:rPr>
+          <w:rFonts w:ascii="Arial" w:hAnsi="Arial" w:cs="Arial"/>
+          <w:sz w:val="44"/>
+          <w:szCs w:val="44"/>
+        </w:rPr>
+        <w:t>Hay un rey, Cristo, mi rey</w:t>
+      </w:r>
+    </w:p>
+    <w:p>
+      <w:pPr>
+        <w:spacing w:after="0"/>
+        <w:rPr>
+          <w:rFonts w:ascii="Arial" w:hAnsi="Arial" w:cs="Arial"/>
+          <w:sz w:val="44"/>
+          <w:szCs w:val="44"/>
+        </w:rPr>
+      </w:pPr>
+      <w:r>
+        <w:rPr>
+          <w:rFonts w:ascii="Arial" w:hAnsi="Arial" w:cs="Arial"/>
+          <w:sz w:val="44"/>
+          <w:szCs w:val="44"/>
+        </w:rPr>
+        <w:t xml:space="preserve">                     Am7</w:t>
+      </w:r>
+    </w:p>
+    <w:p>
+      <w:pPr>
+        <w:spacing w:after="0"/>
+        <w:rPr>
+          <w:rFonts w:ascii="Arial" w:hAnsi="Arial" w:cs="Arial"/>
+          <w:sz w:val="44"/>
+          <w:szCs w:val="44"/>
+        </w:rPr>
+      </w:pPr>
+      <w:r>
+        <w:rPr>
+          <w:rFonts w:ascii="Arial" w:hAnsi="Arial" w:cs="Arial"/>
+          <w:sz w:val="44"/>
+          <w:szCs w:val="44"/>
+        </w:rPr>
+        <w:t>Cristo ven gobierna mi hogar</w:t>
+      </w:r>
+    </w:p>
+    <w:p>
+      <w:pPr>
+        <w:spacing w:after="0"/>
+        <w:rPr>
+          <w:rFonts w:ascii="Arial" w:hAnsi="Arial" w:cs="Arial"/>
+          <w:sz w:val="44"/>
+          <w:szCs w:val="44"/>
+        </w:rPr>
+      </w:pPr>
+      <w:r>
+        <w:rPr>
+          <w:rFonts w:ascii="Arial" w:hAnsi="Arial" w:cs="Arial"/>
+          <w:sz w:val="44"/>
+          <w:szCs w:val="44"/>
+        </w:rPr>
+        <w:t xml:space="preserve">                Dm7</w:t>
+      </w:r>
+    </w:p>
+    <w:p>
+      <w:pPr>
+        <w:spacing w:after="0"/>
+        <w:rPr>
+          <w:rFonts w:ascii="Arial" w:hAnsi="Arial" w:cs="Arial"/>
+          <w:sz w:val="44"/>
+          <w:szCs w:val="44"/>
+        </w:rPr>
+      </w:pPr>
+      <w:r>
+        <w:rPr>
+          <w:rFonts w:ascii="Arial" w:hAnsi="Arial" w:cs="Arial"/>
+          <w:sz w:val="44"/>
+          <w:szCs w:val="44"/>
+        </w:rPr>
+        <w:t>Venga tu reino en la ciudad</w:t>
+      </w:r>
+    </w:p>
+    <w:p>
+      <w:pPr>
+        <w:spacing w:after="0"/>
         <w:rPr>
           <w:rFonts w:ascii="Arial" w:hAnsi="Arial" w:cs="Arial"/>
           <w:b/>
           <w:bCs/>
-          <w:sz w:val="32"/>
-          <w:szCs w:val="32"/>
-        </w:rPr>
-        <w:t>I</w:t>
-      </w:r>
-    </w:p>
-    <w:p>
-      <w:pPr>
-        <w:spacing w:after="0"/>
-        <w:rPr>
-          <w:rFonts w:ascii="Arial" w:hAnsi="Arial" w:cs="Arial"/>
-          <w:sz w:val="32"/>
-          <w:szCs w:val="32"/>
-        </w:rPr>
-      </w:pPr>
-      <w:r>
-        <w:rPr>
-          <w:rFonts w:ascii="Arial" w:hAnsi="Arial" w:cs="Arial"/>
-          <w:sz w:val="32"/>
-          <w:szCs w:val="32"/>
-        </w:rPr>
-        <w:t xml:space="preserve">         </w:t>
-      </w:r>
-      <w:r>
-        <w:rPr>
-          <w:rFonts w:ascii="Arial" w:hAnsi="Arial" w:cs="Arial"/>
-          <w:sz w:val="32"/>
-          <w:szCs w:val="32"/>
-        </w:rPr>
-        <w:t xml:space="preserve"> </w:t>
-      </w:r>
-      <w:r>
-        <w:rPr>
-          <w:rFonts w:ascii="Arial" w:hAnsi="Arial" w:cs="Arial"/>
-          <w:sz w:val="32"/>
-          <w:szCs w:val="32"/>
-        </w:rPr>
-        <w:t xml:space="preserve">   </w:t>
-      </w:r>
-      <w:r>
-        <w:rPr>
-          <w:rFonts w:ascii="Arial" w:hAnsi="Arial" w:cs="Arial"/>
-          <w:sz w:val="32"/>
-          <w:szCs w:val="32"/>
-        </w:rPr>
-        <w:t>A#</w:t>
-      </w:r>
-      <w:r>
-        <w:rPr>
-          <w:rFonts w:ascii="Arial" w:hAnsi="Arial" w:cs="Arial"/>
-          <w:sz w:val="32"/>
-          <w:szCs w:val="32"/>
-        </w:rPr>
-        <w:t xml:space="preserve"> </w:t>
-      </w:r>
-      <w:r>
-        <w:rPr>
-          <w:rFonts w:ascii="Arial" w:hAnsi="Arial" w:cs="Arial"/>
-          <w:sz w:val="32"/>
-          <w:szCs w:val="32"/>
-        </w:rPr>
-        <w:t xml:space="preserve">                  C</w:t>
-      </w:r>
-    </w:p>
-    <w:p>
-      <w:pPr>
-        <w:spacing w:after="0"/>
-        <w:rPr>
-          <w:rFonts w:ascii="Arial" w:hAnsi="Arial" w:cs="Arial"/>
-          <w:sz w:val="32"/>
-          <w:szCs w:val="32"/>
-        </w:rPr>
-      </w:pPr>
-      <w:r>
-        <w:rPr>
-          <w:rFonts w:ascii="Arial" w:hAnsi="Arial" w:cs="Arial"/>
-          <w:sz w:val="32"/>
-          <w:szCs w:val="32"/>
-        </w:rPr>
-        <w:t>Hay un rey, Cristo, mi rey</w:t>
-      </w:r>
-    </w:p>
-    <w:p>
-      <w:pPr>
-        <w:spacing w:after="0"/>
-        <w:rPr>
-          <w:rFonts w:ascii="Arial" w:hAnsi="Arial" w:cs="Arial"/>
-          <w:sz w:val="32"/>
-          <w:szCs w:val="32"/>
-        </w:rPr>
-      </w:pPr>
-      <w:r>
-        <w:rPr>
-          <w:rFonts w:ascii="Arial" w:hAnsi="Arial" w:cs="Arial"/>
-          <w:sz w:val="32"/>
-          <w:szCs w:val="32"/>
-        </w:rPr>
-        <w:t xml:space="preserve">                     Am7</w:t>
-      </w:r>
-    </w:p>
-    <w:p>
-      <w:pPr>
-        <w:spacing w:after="0"/>
-        <w:rPr>
-          <w:rFonts w:ascii="Arial" w:hAnsi="Arial" w:cs="Arial"/>
-          <w:sz w:val="32"/>
-          <w:szCs w:val="32"/>
-        </w:rPr>
-      </w:pPr>
-      <w:r>
-        <w:rPr>
-          <w:rFonts w:ascii="Arial" w:hAnsi="Arial" w:cs="Arial"/>
-          <w:sz w:val="32"/>
-          <w:szCs w:val="32"/>
-        </w:rPr>
-        <w:t>Cristo ven gobierna mi hogar</w:t>
-      </w:r>
-    </w:p>
-    <w:p>
-      <w:pPr>
-        <w:spacing w:after="0"/>
-        <w:rPr>
-          <w:rFonts w:ascii="Arial" w:hAnsi="Arial" w:cs="Arial"/>
-          <w:sz w:val="32"/>
-          <w:szCs w:val="32"/>
-        </w:rPr>
-      </w:pPr>
-      <w:r>
-        <w:rPr>
-          <w:rFonts w:ascii="Arial" w:hAnsi="Arial" w:cs="Arial"/>
-          <w:sz w:val="32"/>
-          <w:szCs w:val="32"/>
-        </w:rPr>
-        <w:t xml:space="preserve">                Dm7</w:t>
-      </w:r>
-    </w:p>
-    <w:p>
-      <w:pPr>
-        <w:spacing w:after="0"/>
-        <w:rPr>
-          <w:rFonts w:ascii="Arial" w:hAnsi="Arial" w:cs="Arial"/>
-          <w:sz w:val="32"/>
-          <w:szCs w:val="32"/>
-        </w:rPr>
-      </w:pPr>
-      <w:r>
-        <w:rPr>
-          <w:rFonts w:ascii="Arial" w:hAnsi="Arial" w:cs="Arial"/>
-          <w:sz w:val="32"/>
-          <w:szCs w:val="32"/>
-        </w:rPr>
-        <w:t>Venga tu reino en la ciudad</w:t>
-      </w:r>
-    </w:p>
-    <w:p>
-      <w:pPr>
-        <w:spacing w:after="0"/>
+          <w:sz w:val="44"/>
+          <w:szCs w:val="44"/>
+        </w:rPr>
+      </w:pPr>
+    </w:p>
+    <w:p>
+      <w:pPr>
+        <w:spacing w:after="0"/>
+        <w:rPr>
+          <w:rFonts w:ascii="Arial" w:hAnsi="Arial" w:cs="Arial"/>
+          <w:sz w:val="44"/>
+          <w:szCs w:val="44"/>
+        </w:rPr>
+      </w:pPr>
+      <w:r>
         <w:rPr>
           <w:rFonts w:ascii="Arial" w:hAnsi="Arial" w:cs="Arial"/>
           <w:b/>
           <w:bCs/>
-          <w:sz w:val="32"/>
-          <w:szCs w:val="32"/>
-        </w:rPr>
-      </w:pPr>
-    </w:p>
-    <w:p>
-      <w:pPr>
-        <w:spacing w:after="0"/>
-        <w:rPr>
-          <w:rFonts w:ascii="Arial" w:hAnsi="Arial" w:cs="Arial"/>
-          <w:sz w:val="32"/>
-          <w:szCs w:val="32"/>
-        </w:rPr>
-      </w:pPr>
-      <w:r>
+          <w:sz w:val="44"/>
+          <w:szCs w:val="44"/>
+        </w:rPr>
+        <w:t>Verso II</w:t>
+      </w:r>
+    </w:p>
+    <w:p>
+      <w:pPr>
+        <w:spacing w:after="0"/>
+        <w:rPr>
+          <w:rFonts w:ascii="Arial" w:hAnsi="Arial" w:cs="Arial"/>
+          <w:sz w:val="44"/>
+          <w:szCs w:val="44"/>
+        </w:rPr>
+      </w:pPr>
+      <w:r>
+        <w:rPr>
+          <w:rFonts w:ascii="Arial" w:hAnsi="Arial" w:cs="Arial"/>
+          <w:sz w:val="44"/>
+          <w:szCs w:val="44"/>
+        </w:rPr>
+        <w:t xml:space="preserve">   </w:t>
+      </w:r>
+      <w:r>
+        <w:rPr>
+          <w:rFonts w:ascii="Arial" w:hAnsi="Arial" w:cs="Arial"/>
+          <w:sz w:val="44"/>
+          <w:szCs w:val="44"/>
+        </w:rPr>
+        <w:t>Bb</w:t>
+      </w:r>
+      <w:r>
+        <w:rPr>
+          <w:rFonts w:ascii="Arial" w:hAnsi="Arial" w:cs="Arial"/>
+          <w:sz w:val="44"/>
+          <w:szCs w:val="44"/>
+        </w:rPr>
+        <w:t xml:space="preserve">                       C</w:t>
+      </w:r>
+    </w:p>
+    <w:p>
+      <w:pPr>
+        <w:spacing w:after="0"/>
+        <w:rPr>
+          <w:rFonts w:ascii="Arial" w:hAnsi="Arial" w:cs="Arial"/>
+          <w:sz w:val="44"/>
+          <w:szCs w:val="44"/>
+        </w:rPr>
+      </w:pPr>
+      <w:r>
+        <w:rPr>
+          <w:rFonts w:ascii="Arial" w:hAnsi="Arial" w:cs="Arial"/>
+          <w:sz w:val="44"/>
+          <w:szCs w:val="44"/>
+        </w:rPr>
+        <w:t>Y todo ojo te verá, toda lengua cantará</w:t>
+      </w:r>
+    </w:p>
+    <w:p>
+      <w:pPr>
+        <w:spacing w:after="0"/>
+        <w:rPr>
+          <w:rFonts w:ascii="Arial" w:hAnsi="Arial" w:cs="Arial"/>
+          <w:sz w:val="44"/>
+          <w:szCs w:val="44"/>
+        </w:rPr>
+      </w:pPr>
+      <w:r>
+        <w:rPr>
+          <w:rFonts w:ascii="Arial" w:hAnsi="Arial" w:cs="Arial"/>
+          <w:sz w:val="44"/>
+          <w:szCs w:val="44"/>
+        </w:rPr>
+        <w:t xml:space="preserve"> Dm7                  Am7</w:t>
+      </w:r>
+    </w:p>
+    <w:p>
+      <w:pPr>
+        <w:spacing w:after="0"/>
         <w:rPr>
           <w:rFonts w:ascii="Arial" w:hAnsi="Arial" w:cs="Arial"/>
           <w:b/>
           <w:bCs/>
-          <w:sz w:val="32"/>
-          <w:szCs w:val="32"/>
-        </w:rPr>
-        <w:t>Verso I</w:t>
-      </w:r>
-      <w:r>
+          <w:sz w:val="44"/>
+          <w:szCs w:val="44"/>
+        </w:rPr>
+      </w:pPr>
+      <w:r>
+        <w:rPr>
+          <w:rFonts w:ascii="Arial" w:hAnsi="Arial" w:cs="Arial"/>
+          <w:sz w:val="44"/>
+          <w:szCs w:val="44"/>
+        </w:rPr>
+        <w:t>Cristo es el rey, Cristo es el rey</w:t>
+      </w:r>
+    </w:p>
+    <w:p>
+      <w:pPr>
+        <w:spacing w:after="0"/>
         <w:rPr>
           <w:rFonts w:ascii="Arial" w:hAnsi="Arial" w:cs="Arial"/>
           <w:b/>
           <w:bCs/>
-          <w:sz w:val="32"/>
-          <w:szCs w:val="32"/>
-        </w:rPr>
-        <w:t>I</w:t>
-      </w:r>
-    </w:p>
-    <w:p>
-      <w:pPr>
-        <w:spacing w:after="0"/>
-        <w:rPr>
-          <w:rFonts w:ascii="Arial" w:hAnsi="Arial" w:cs="Arial"/>
-          <w:sz w:val="32"/>
-          <w:szCs w:val="32"/>
-        </w:rPr>
-      </w:pPr>
-      <w:r>
-        <w:rPr>
-          <w:rFonts w:ascii="Arial" w:hAnsi="Arial" w:cs="Arial"/>
-          <w:sz w:val="32"/>
-          <w:szCs w:val="32"/>
-        </w:rPr>
-        <w:t xml:space="preserve">   </w:t>
-      </w:r>
-      <w:r>
-        <w:rPr>
-          <w:rFonts w:ascii="Arial" w:hAnsi="Arial" w:cs="Arial"/>
-          <w:sz w:val="32"/>
-          <w:szCs w:val="32"/>
-        </w:rPr>
-        <w:t>A#</w:t>
-      </w:r>
-      <w:r>
-        <w:rPr>
-          <w:rFonts w:ascii="Arial" w:hAnsi="Arial" w:cs="Arial"/>
-          <w:sz w:val="32"/>
-          <w:szCs w:val="32"/>
-        </w:rPr>
-        <w:t xml:space="preserve">                       C</w:t>
-      </w:r>
-    </w:p>
-    <w:p>
-      <w:pPr>
-        <w:spacing w:after="0"/>
-        <w:rPr>
-          <w:rFonts w:ascii="Arial" w:hAnsi="Arial" w:cs="Arial"/>
-          <w:sz w:val="32"/>
-          <w:szCs w:val="32"/>
-        </w:rPr>
-      </w:pPr>
-      <w:r>
-        <w:rPr>
-          <w:rFonts w:ascii="Arial" w:hAnsi="Arial" w:cs="Arial"/>
-          <w:sz w:val="32"/>
-          <w:szCs w:val="32"/>
-        </w:rPr>
-        <w:t>Y todo ojo te verá, toda lengua cantará</w:t>
-      </w:r>
-    </w:p>
-    <w:p>
-      <w:pPr>
-        <w:spacing w:after="0"/>
-        <w:rPr>
-          <w:rFonts w:ascii="Arial" w:hAnsi="Arial" w:cs="Arial"/>
-          <w:sz w:val="32"/>
-          <w:szCs w:val="32"/>
-        </w:rPr>
-      </w:pPr>
-      <w:r>
-        <w:rPr>
-          <w:rFonts w:ascii="Arial" w:hAnsi="Arial" w:cs="Arial"/>
-          <w:sz w:val="32"/>
-          <w:szCs w:val="32"/>
-        </w:rPr>
-        <w:t xml:space="preserve"> Dm7                  Am7</w:t>
-      </w:r>
+          <w:sz w:val="44"/>
+          <w:szCs w:val="44"/>
+        </w:rPr>
+      </w:pPr>
     </w:p>
     <w:p>
       <w:pPr>
@@ -429,59 +441,27 @@
           <w:rFonts w:ascii="Arial" w:hAnsi="Arial" w:cs="Arial"/>
           <w:b/>
           <w:bCs/>
-          <w:sz w:val="32"/>
-          <w:szCs w:val="32"/>
-        </w:rPr>
-      </w:pPr>
-      <w:r>
-        <w:rPr>
-          <w:rFonts w:ascii="Arial" w:hAnsi="Arial" w:cs="Arial"/>
-          <w:sz w:val="32"/>
-          <w:szCs w:val="32"/>
-        </w:rPr>
-        <w:t>Cristo es el rey, Cristo es el rey</w:t>
-      </w:r>
-    </w:p>
-    <w:p>
-      <w:pPr>
-        <w:spacing w:after="0"/>
+          <w:sz w:val="44"/>
+          <w:szCs w:val="44"/>
+        </w:rPr>
+      </w:pPr>
+      <w:r>
         <w:rPr>
           <w:rFonts w:ascii="Arial" w:hAnsi="Arial" w:cs="Arial"/>
           <w:b/>
           <w:bCs/>
-          <w:sz w:val="32"/>
-          <w:szCs w:val="32"/>
-        </w:rPr>
-      </w:pPr>
-    </w:p>
-    <w:p>
-      <w:pPr>
-        <w:spacing w:after="0"/>
+          <w:sz w:val="44"/>
+          <w:szCs w:val="44"/>
+        </w:rPr>
+        <w:t xml:space="preserve">Verso </w:t>
+      </w:r>
+      <w:r>
         <w:rPr>
           <w:rFonts w:ascii="Arial" w:hAnsi="Arial" w:cs="Arial"/>
           <w:b/>
           <w:bCs/>
-          <w:sz w:val="32"/>
-          <w:szCs w:val="32"/>
-        </w:rPr>
-      </w:pPr>
-      <w:r>
-        <w:rPr>
-          <w:rFonts w:ascii="Arial" w:hAnsi="Arial" w:cs="Arial"/>
-          <w:b/>
-          <w:bCs/>
-          <w:sz w:val="32"/>
-          <w:szCs w:val="32"/>
-        </w:rPr>
-        <w:t xml:space="preserve">Verso </w:t>
-      </w:r>
-      <w:r>
-        <w:rPr>
-          <w:rFonts w:ascii="Arial" w:hAnsi="Arial" w:cs="Arial"/>
-          <w:b/>
-          <w:bCs/>
-          <w:sz w:val="32"/>
-          <w:szCs w:val="32"/>
+          <w:sz w:val="44"/>
+          <w:szCs w:val="44"/>
         </w:rPr>
         <w:t>III</w:t>
       </w:r>
@@ -491,23 +471,23 @@
         <w:spacing w:after="0"/>
         <w:rPr>
           <w:rFonts w:ascii="Arial" w:hAnsi="Arial" w:cs="Arial"/>
-          <w:sz w:val="32"/>
-          <w:szCs w:val="32"/>
-        </w:rPr>
-      </w:pPr>
-      <w:r>
-        <w:rPr>
-          <w:rFonts w:ascii="Arial" w:hAnsi="Arial" w:cs="Arial"/>
-          <w:sz w:val="32"/>
-          <w:szCs w:val="32"/>
-        </w:rPr>
-        <w:t>A#</w:t>
-      </w:r>
-      <w:r>
-        <w:rPr>
-          <w:rFonts w:ascii="Arial" w:hAnsi="Arial" w:cs="Arial"/>
-          <w:sz w:val="32"/>
-          <w:szCs w:val="32"/>
+          <w:sz w:val="44"/>
+          <w:szCs w:val="44"/>
+        </w:rPr>
+      </w:pPr>
+      <w:r>
+        <w:rPr>
+          <w:rFonts w:ascii="Arial" w:hAnsi="Arial" w:cs="Arial"/>
+          <w:sz w:val="44"/>
+          <w:szCs w:val="44"/>
+        </w:rPr>
+        <w:t>Bb</w:t>
+      </w:r>
+      <w:r>
+        <w:rPr>
+          <w:rFonts w:ascii="Arial" w:hAnsi="Arial" w:cs="Arial"/>
+          <w:sz w:val="44"/>
+          <w:szCs w:val="44"/>
         </w:rPr>
         <w:t xml:space="preserve">        C        Dm7</w:t>
       </w:r>
@@ -517,15 +497,15 @@
         <w:spacing w:after="0"/>
         <w:rPr>
           <w:rFonts w:ascii="Arial" w:hAnsi="Arial" w:cs="Arial"/>
-          <w:sz w:val="32"/>
-          <w:szCs w:val="32"/>
-        </w:rPr>
-      </w:pPr>
-      <w:r>
-        <w:rPr>
-          <w:rFonts w:ascii="Arial" w:hAnsi="Arial" w:cs="Arial"/>
-          <w:sz w:val="32"/>
-          <w:szCs w:val="32"/>
+          <w:sz w:val="44"/>
+          <w:szCs w:val="44"/>
+        </w:rPr>
+      </w:pPr>
+      <w:r>
+        <w:rPr>
+          <w:rFonts w:ascii="Arial" w:hAnsi="Arial" w:cs="Arial"/>
+          <w:sz w:val="44"/>
+          <w:szCs w:val="44"/>
         </w:rPr>
         <w:t>Santo, Santo, Santo</w:t>
       </w:r>
@@ -535,15 +515,15 @@
         <w:spacing w:after="0"/>
         <w:rPr>
           <w:rFonts w:ascii="Arial" w:hAnsi="Arial" w:cs="Arial"/>
-          <w:sz w:val="32"/>
-          <w:szCs w:val="32"/>
-        </w:rPr>
-      </w:pPr>
-      <w:r>
-        <w:rPr>
-          <w:rFonts w:ascii="Arial" w:hAnsi="Arial" w:cs="Arial"/>
-          <w:sz w:val="32"/>
-          <w:szCs w:val="32"/>
+          <w:sz w:val="44"/>
+          <w:szCs w:val="44"/>
+        </w:rPr>
+      </w:pPr>
+      <w:r>
+        <w:rPr>
+          <w:rFonts w:ascii="Arial" w:hAnsi="Arial" w:cs="Arial"/>
+          <w:sz w:val="44"/>
+          <w:szCs w:val="44"/>
         </w:rPr>
         <w:t xml:space="preserve">              Am7</w:t>
       </w:r>
@@ -553,15 +533,15 @@
         <w:spacing w:after="0"/>
         <w:rPr>
           <w:rFonts w:ascii="Arial" w:hAnsi="Arial" w:cs="Arial"/>
-          <w:sz w:val="32"/>
-          <w:szCs w:val="32"/>
-        </w:rPr>
-      </w:pPr>
-      <w:r>
-        <w:rPr>
-          <w:rFonts w:ascii="Arial" w:hAnsi="Arial" w:cs="Arial"/>
-          <w:sz w:val="32"/>
-          <w:szCs w:val="32"/>
+          <w:sz w:val="44"/>
+          <w:szCs w:val="44"/>
+        </w:rPr>
+      </w:pPr>
+      <w:r>
+        <w:rPr>
+          <w:rFonts w:ascii="Arial" w:hAnsi="Arial" w:cs="Arial"/>
+          <w:sz w:val="44"/>
+          <w:szCs w:val="44"/>
         </w:rPr>
         <w:t>Dios poderoso</w:t>
       </w:r>
